--- a/Docs/DOCUMENTO TOLERANCIA A FALLOS GRUPO F.docx
+++ b/Docs/DOCUMENTO TOLERANCIA A FALLOS GRUPO F.docx
@@ -415,22 +415,22 @@
     </w:p>
     <w:sdt>
       <w:sdtPr>
+        <w:rPr>
+          <w:rFonts w:asciiTheme="minorHAnsi" w:eastAsiaTheme="minorHAnsi" w:hAnsiTheme="minorHAnsi" w:cstheme="minorBidi"/>
+          <w:b w:val="0"/>
+          <w:bCs w:val="0"/>
+          <w:kern w:val="2"/>
+          <w:sz w:val="24"/>
+          <w:szCs w:val="24"/>
+          <w:lang w:val="es-EC" w:eastAsia="en-US"/>
+          <w14:ligatures w14:val="standardContextual"/>
+        </w:rPr>
         <w:id w:val="1258953421"/>
         <w:docPartObj>
           <w:docPartGallery w:val="Table of Contents"/>
           <w:docPartUnique/>
         </w:docPartObj>
       </w:sdtPr>
-      <w:sdtEndPr>
-        <w:rPr>
-          <w:rFonts w:asciiTheme="minorHAnsi" w:eastAsiaTheme="minorHAnsi" w:hAnsiTheme="minorHAnsi" w:cstheme="minorBidi"/>
-          <w:kern w:val="2"/>
-          <w:sz w:val="24"/>
-          <w:szCs w:val="24"/>
-          <w:lang w:eastAsia="en-US"/>
-          <w14:ligatures w14:val="standardContextual"/>
-        </w:rPr>
-      </w:sdtEndPr>
       <w:sdtContent>
         <w:p>
           <w:pPr>
@@ -1097,12 +1097,12 @@
           <w:lang w:val="es-EC"/>
         </w:rPr>
       </w:pPr>
-      <w:bookmarkStart w:id="0" w:name="_Hlk197469536"/>
-      <w:bookmarkStart w:id="1" w:name="_Toc384282994"/>
-      <w:bookmarkStart w:id="2" w:name="_Toc136909690"/>
-      <w:bookmarkStart w:id="3" w:name="_Toc187934515"/>
-      <w:bookmarkStart w:id="4" w:name="_Toc197561298"/>
-      <w:bookmarkStart w:id="5" w:name="_Toc197561440"/>
+      <w:bookmarkStart w:id="0" w:name="_Toc384282994"/>
+      <w:bookmarkStart w:id="1" w:name="_Toc136909690"/>
+      <w:bookmarkStart w:id="2" w:name="_Toc187934515"/>
+      <w:bookmarkStart w:id="3" w:name="_Toc197561298"/>
+      <w:bookmarkStart w:id="4" w:name="_Toc197561440"/>
+      <w:bookmarkStart w:id="5" w:name="_Hlk197469536"/>
       <w:r>
         <w:rPr>
           <w:lang w:val="es-EC"/>
@@ -1110,11 +1110,11 @@
         <w:lastRenderedPageBreak/>
         <w:t>Introducción</w:t>
       </w:r>
+      <w:bookmarkEnd w:id="0"/>
       <w:bookmarkEnd w:id="1"/>
       <w:bookmarkEnd w:id="2"/>
       <w:bookmarkEnd w:id="3"/>
       <w:bookmarkEnd w:id="4"/>
-      <w:bookmarkEnd w:id="5"/>
       <w:r>
         <w:rPr>
           <w:lang w:val="es-EC"/>
@@ -1694,13 +1694,22 @@
                 <w:lang w:eastAsia="ar-SA"/>
               </w:rPr>
             </w:pPr>
-            <w:r>
-              <w:rPr>
-                <w:rFonts w:ascii="Times New Roman" w:hAnsi="Times New Roman" w:cs="Times New Roman"/>
-                <w:lang w:eastAsia="ar-SA"/>
-              </w:rPr>
-              <w:t>UserController.php</w:t>
-            </w:r>
+            <w:proofErr w:type="spellStart"/>
+            <w:r>
+              <w:rPr>
+                <w:rFonts w:ascii="Times New Roman" w:hAnsi="Times New Roman" w:cs="Times New Roman"/>
+                <w:lang w:eastAsia="ar-SA"/>
+              </w:rPr>
+              <w:t>PrestamoController</w:t>
+            </w:r>
+            <w:r>
+              <w:rPr>
+                <w:rFonts w:ascii="Times New Roman" w:hAnsi="Times New Roman" w:cs="Times New Roman"/>
+                <w:lang w:eastAsia="ar-SA"/>
+              </w:rPr>
+              <w:t>.php</w:t>
+            </w:r>
+            <w:proofErr w:type="spellEnd"/>
           </w:p>
         </w:tc>
         <w:tc>
@@ -1720,7 +1729,7 @@
                 <w:rFonts w:ascii="Times New Roman" w:hAnsi="Times New Roman" w:cs="Times New Roman"/>
                 <w:lang w:eastAsia="ar-SA"/>
               </w:rPr>
-              <w:t>Registro con campos incompletos</w:t>
+              <w:t>Aceptar prestamos cuando no se tiene stock</w:t>
             </w:r>
           </w:p>
         </w:tc>
@@ -1741,7 +1750,7 @@
                 <w:rFonts w:ascii="Times New Roman" w:hAnsi="Times New Roman" w:cs="Times New Roman"/>
                 <w:lang w:eastAsia="ar-SA"/>
               </w:rPr>
-              <w:t>Cuando se omite algún campo obligatorio del formulario.</w:t>
+              <w:t>Cuando se intenta aceptar un préstamo de un libro y dicho libro ya no se encuentra en stock.</w:t>
             </w:r>
           </w:p>
         </w:tc>
@@ -1759,6 +1768,7 @@
                 <w:lang w:eastAsia="ar-SA"/>
               </w:rPr>
             </w:pPr>
+            <w:proofErr w:type="spellStart"/>
             <w:r>
               <w:rPr>
                 <w:rFonts w:ascii="Times New Roman" w:hAnsi="Times New Roman" w:cs="Times New Roman"/>
@@ -1766,6 +1776,7 @@
               </w:rPr>
               <w:t>UserController.php</w:t>
             </w:r>
+            <w:proofErr w:type="spellEnd"/>
           </w:p>
         </w:tc>
         <w:tc>
@@ -1785,7 +1796,7 @@
                 <w:rFonts w:ascii="Times New Roman" w:hAnsi="Times New Roman" w:cs="Times New Roman"/>
                 <w:lang w:eastAsia="ar-SA"/>
               </w:rPr>
-              <w:t>Registro duplicado (cédula ya registrada)</w:t>
+              <w:t>Registro con campos incompletos</w:t>
             </w:r>
           </w:p>
         </w:tc>
@@ -1806,7 +1817,7 @@
                 <w:rFonts w:ascii="Times New Roman" w:hAnsi="Times New Roman" w:cs="Times New Roman"/>
                 <w:lang w:eastAsia="ar-SA"/>
               </w:rPr>
-              <w:t>Al intentar registrar un usuario que ya existe.</w:t>
+              <w:t>Cuando se omite algún campo obligatorio del formulario.</w:t>
             </w:r>
           </w:p>
         </w:tc>
@@ -1824,6 +1835,7 @@
                 <w:lang w:eastAsia="ar-SA"/>
               </w:rPr>
             </w:pPr>
+            <w:proofErr w:type="spellStart"/>
             <w:r>
               <w:rPr>
                 <w:rFonts w:ascii="Times New Roman" w:hAnsi="Times New Roman" w:cs="Times New Roman"/>
@@ -1831,6 +1843,7 @@
               </w:rPr>
               <w:t>UserController.php</w:t>
             </w:r>
+            <w:proofErr w:type="spellEnd"/>
           </w:p>
         </w:tc>
         <w:tc>
@@ -1850,7 +1863,7 @@
                 <w:rFonts w:ascii="Times New Roman" w:hAnsi="Times New Roman" w:cs="Times New Roman"/>
                 <w:lang w:eastAsia="ar-SA"/>
               </w:rPr>
-              <w:t>Cambio de contraseña con contraseña actual incorrecta</w:t>
+              <w:t>Crear un bibliotecario sin ser administrador.</w:t>
             </w:r>
           </w:p>
         </w:tc>
@@ -1871,6 +1884,139 @@
                 <w:rFonts w:ascii="Times New Roman" w:hAnsi="Times New Roman" w:cs="Times New Roman"/>
                 <w:lang w:eastAsia="ar-SA"/>
               </w:rPr>
+              <w:t>Tratar de crear un bibliotecario sin estar dentro de un usuario de rol administrador.</w:t>
+            </w:r>
+          </w:p>
+        </w:tc>
+      </w:tr>
+      <w:tr>
+        <w:tc>
+          <w:tcPr>
+            <w:tcW w:w="2503" w:type="dxa"/>
+          </w:tcPr>
+          <w:p>
+            <w:pPr>
+              <w:jc w:val="both"/>
+              <w:rPr>
+                <w:rFonts w:ascii="Times New Roman" w:hAnsi="Times New Roman" w:cs="Times New Roman"/>
+                <w:lang w:eastAsia="ar-SA"/>
+              </w:rPr>
+            </w:pPr>
+            <w:proofErr w:type="spellStart"/>
+            <w:r>
+              <w:rPr>
+                <w:rFonts w:ascii="Times New Roman" w:hAnsi="Times New Roman" w:cs="Times New Roman"/>
+                <w:lang w:eastAsia="ar-SA"/>
+              </w:rPr>
+              <w:t>UserController.php</w:t>
+            </w:r>
+            <w:proofErr w:type="spellEnd"/>
+          </w:p>
+        </w:tc>
+        <w:tc>
+          <w:tcPr>
+            <w:tcW w:w="2170" w:type="dxa"/>
+          </w:tcPr>
+          <w:p>
+            <w:pPr>
+              <w:jc w:val="both"/>
+              <w:rPr>
+                <w:rFonts w:ascii="Times New Roman" w:hAnsi="Times New Roman" w:cs="Times New Roman"/>
+                <w:lang w:eastAsia="ar-SA"/>
+              </w:rPr>
+            </w:pPr>
+            <w:r>
+              <w:rPr>
+                <w:rFonts w:ascii="Times New Roman" w:hAnsi="Times New Roman" w:cs="Times New Roman"/>
+                <w:lang w:eastAsia="ar-SA"/>
+              </w:rPr>
+              <w:t>Registro duplicado (cédula ya registrada)</w:t>
+            </w:r>
+          </w:p>
+        </w:tc>
+        <w:tc>
+          <w:tcPr>
+            <w:tcW w:w="4111" w:type="dxa"/>
+          </w:tcPr>
+          <w:p>
+            <w:pPr>
+              <w:jc w:val="both"/>
+              <w:rPr>
+                <w:rFonts w:ascii="Times New Roman" w:hAnsi="Times New Roman" w:cs="Times New Roman"/>
+                <w:lang w:eastAsia="ar-SA"/>
+              </w:rPr>
+            </w:pPr>
+            <w:r>
+              <w:rPr>
+                <w:rFonts w:ascii="Times New Roman" w:hAnsi="Times New Roman" w:cs="Times New Roman"/>
+                <w:lang w:eastAsia="ar-SA"/>
+              </w:rPr>
+              <w:t>Al intentar registrar un usuario que ya existe.</w:t>
+            </w:r>
+          </w:p>
+        </w:tc>
+      </w:tr>
+      <w:tr>
+        <w:tc>
+          <w:tcPr>
+            <w:tcW w:w="2503" w:type="dxa"/>
+          </w:tcPr>
+          <w:p>
+            <w:pPr>
+              <w:jc w:val="both"/>
+              <w:rPr>
+                <w:rFonts w:ascii="Times New Roman" w:hAnsi="Times New Roman" w:cs="Times New Roman"/>
+                <w:lang w:eastAsia="ar-SA"/>
+              </w:rPr>
+            </w:pPr>
+            <w:r>
+              <w:rPr>
+                <w:rFonts w:ascii="Times New Roman" w:hAnsi="Times New Roman" w:cs="Times New Roman"/>
+                <w:lang w:eastAsia="ar-SA"/>
+              </w:rPr>
+              <w:lastRenderedPageBreak/>
+              <w:t>UserController.php</w:t>
+            </w:r>
+          </w:p>
+        </w:tc>
+        <w:tc>
+          <w:tcPr>
+            <w:tcW w:w="2170" w:type="dxa"/>
+          </w:tcPr>
+          <w:p>
+            <w:pPr>
+              <w:jc w:val="both"/>
+              <w:rPr>
+                <w:rFonts w:ascii="Times New Roman" w:hAnsi="Times New Roman" w:cs="Times New Roman"/>
+                <w:lang w:eastAsia="ar-SA"/>
+              </w:rPr>
+            </w:pPr>
+            <w:r>
+              <w:rPr>
+                <w:rFonts w:ascii="Times New Roman" w:hAnsi="Times New Roman" w:cs="Times New Roman"/>
+                <w:lang w:eastAsia="ar-SA"/>
+              </w:rPr>
+              <w:t>Cambio de contraseña con contraseña actual incorrecta</w:t>
+            </w:r>
+          </w:p>
+        </w:tc>
+        <w:tc>
+          <w:tcPr>
+            <w:tcW w:w="4111" w:type="dxa"/>
+          </w:tcPr>
+          <w:p>
+            <w:pPr>
+              <w:jc w:val="both"/>
+              <w:rPr>
+                <w:rFonts w:ascii="Times New Roman" w:hAnsi="Times New Roman" w:cs="Times New Roman"/>
+                <w:lang w:eastAsia="ar-SA"/>
+              </w:rPr>
+            </w:pPr>
+            <w:r>
+              <w:rPr>
+                <w:rFonts w:ascii="Times New Roman" w:hAnsi="Times New Roman" w:cs="Times New Roman"/>
+                <w:lang w:eastAsia="ar-SA"/>
+              </w:rPr>
               <w:t>Cuando el usuario ingresa mal su contraseña anterior.</w:t>
             </w:r>
           </w:p>
@@ -1901,7 +2047,6 @@
         <w:rPr>
           <w:lang w:val="es-EC"/>
         </w:rPr>
-        <w:lastRenderedPageBreak/>
         <w:t>Mecanismos de Tolerancia a Fallos Implementados</w:t>
       </w:r>
       <w:bookmarkEnd w:id="7"/>
@@ -2363,13 +2508,22 @@
                 <w:lang w:eastAsia="ar-SA"/>
               </w:rPr>
             </w:pPr>
-            <w:r>
-              <w:rPr>
-                <w:rFonts w:ascii="Times New Roman" w:hAnsi="Times New Roman" w:cs="Times New Roman"/>
-                <w:lang w:eastAsia="ar-SA"/>
-              </w:rPr>
-              <w:t>PrestamoController.php</w:t>
-            </w:r>
+            <w:proofErr w:type="spellStart"/>
+            <w:r>
+              <w:rPr>
+                <w:rFonts w:ascii="Times New Roman" w:hAnsi="Times New Roman" w:cs="Times New Roman"/>
+                <w:lang w:eastAsia="ar-SA"/>
+              </w:rPr>
+              <w:t>LibroController</w:t>
+            </w:r>
+            <w:r>
+              <w:rPr>
+                <w:rFonts w:ascii="Times New Roman" w:hAnsi="Times New Roman" w:cs="Times New Roman"/>
+                <w:lang w:eastAsia="ar-SA"/>
+              </w:rPr>
+              <w:t>.php</w:t>
+            </w:r>
+            <w:proofErr w:type="spellEnd"/>
           </w:p>
         </w:tc>
         <w:tc>
@@ -2388,7 +2542,7 @@
                 <w:rFonts w:ascii="Times New Roman" w:hAnsi="Times New Roman" w:cs="Times New Roman"/>
                 <w:lang w:eastAsia="ar-SA"/>
               </w:rPr>
-              <w:t>Validación de parámetros en creación de solicitud</w:t>
+              <w:t>Validación de existencia del libro con el mismo ISBN</w:t>
             </w:r>
           </w:p>
         </w:tc>
@@ -2408,7 +2562,23 @@
                 <w:rFonts w:ascii="Times New Roman" w:hAnsi="Times New Roman" w:cs="Times New Roman"/>
                 <w:lang w:eastAsia="ar-SA"/>
               </w:rPr>
-              <w:t>Se revisa que todos los campos estén presentes antes de continuar.</w:t>
+              <w:t xml:space="preserve">Si existe un ISBN idéntico se </w:t>
+            </w:r>
+            <w:proofErr w:type="gramStart"/>
+            <w:r>
+              <w:rPr>
+                <w:rFonts w:ascii="Times New Roman" w:hAnsi="Times New Roman" w:cs="Times New Roman"/>
+                <w:lang w:eastAsia="ar-SA"/>
+              </w:rPr>
+              <w:t>presentara</w:t>
+            </w:r>
+            <w:proofErr w:type="gramEnd"/>
+            <w:r>
+              <w:rPr>
+                <w:rFonts w:ascii="Times New Roman" w:hAnsi="Times New Roman" w:cs="Times New Roman"/>
+                <w:lang w:eastAsia="ar-SA"/>
+              </w:rPr>
+              <w:t xml:space="preserve"> ese registro con posibilidad de modificar cantidad.</w:t>
             </w:r>
           </w:p>
         </w:tc>
@@ -2425,6 +2595,7 @@
                 <w:lang w:eastAsia="ar-SA"/>
               </w:rPr>
             </w:pPr>
+            <w:proofErr w:type="spellStart"/>
             <w:r>
               <w:rPr>
                 <w:rFonts w:ascii="Times New Roman" w:hAnsi="Times New Roman" w:cs="Times New Roman"/>
@@ -2432,6 +2603,7 @@
               </w:rPr>
               <w:t>PrestamoController.php</w:t>
             </w:r>
+            <w:proofErr w:type="spellEnd"/>
           </w:p>
         </w:tc>
         <w:tc>
@@ -2450,7 +2622,7 @@
                 <w:rFonts w:ascii="Times New Roman" w:hAnsi="Times New Roman" w:cs="Times New Roman"/>
                 <w:lang w:eastAsia="ar-SA"/>
               </w:rPr>
-              <w:t>Uso de operador ?? para evitar errores por índice inexistente en $_POST</w:t>
+              <w:t>Validación de parámetros en creación de solicitud</w:t>
             </w:r>
           </w:p>
         </w:tc>
@@ -2470,7 +2642,7 @@
                 <w:rFonts w:ascii="Times New Roman" w:hAnsi="Times New Roman" w:cs="Times New Roman"/>
                 <w:lang w:eastAsia="ar-SA"/>
               </w:rPr>
-              <w:t>Se establecen valores por defecto si no se recibe algún parámetro.</w:t>
+              <w:t>Se revisa que todos los campos estén presentes antes de continuar.</w:t>
             </w:r>
           </w:p>
         </w:tc>
@@ -2492,7 +2664,7 @@
                 <w:rFonts w:ascii="Times New Roman" w:hAnsi="Times New Roman" w:cs="Times New Roman"/>
                 <w:lang w:eastAsia="ar-SA"/>
               </w:rPr>
-              <w:t>UserController.php</w:t>
+              <w:t>PrestamoController.php</w:t>
             </w:r>
           </w:p>
         </w:tc>
@@ -2512,7 +2684,7 @@
                 <w:rFonts w:ascii="Times New Roman" w:hAnsi="Times New Roman" w:cs="Times New Roman"/>
                 <w:lang w:eastAsia="ar-SA"/>
               </w:rPr>
-              <w:t>Validación de campos en registro</w:t>
+              <w:t>Uso de operador ?? para evitar errores por índice inexistente en $_POST</w:t>
             </w:r>
           </w:p>
         </w:tc>
@@ -2532,7 +2704,7 @@
                 <w:rFonts w:ascii="Times New Roman" w:hAnsi="Times New Roman" w:cs="Times New Roman"/>
                 <w:lang w:eastAsia="ar-SA"/>
               </w:rPr>
-              <w:t>Recorre y verifica que todos los campos estén llenos.</w:t>
+              <w:t>Se establecen valores por defecto si no se recibe algún parámetro.</w:t>
             </w:r>
           </w:p>
         </w:tc>
@@ -2549,13 +2721,15 @@
                 <w:lang w:eastAsia="ar-SA"/>
               </w:rPr>
             </w:pPr>
-            <w:r>
-              <w:rPr>
-                <w:rFonts w:ascii="Times New Roman" w:hAnsi="Times New Roman" w:cs="Times New Roman"/>
-                <w:lang w:eastAsia="ar-SA"/>
-              </w:rPr>
-              <w:t>UserController.php</w:t>
-            </w:r>
+            <w:proofErr w:type="spellStart"/>
+            <w:r>
+              <w:rPr>
+                <w:rFonts w:ascii="Times New Roman" w:hAnsi="Times New Roman" w:cs="Times New Roman"/>
+                <w:lang w:eastAsia="ar-SA"/>
+              </w:rPr>
+              <w:t>PrestamoController.php</w:t>
+            </w:r>
+            <w:proofErr w:type="spellEnd"/>
           </w:p>
         </w:tc>
         <w:tc>
@@ -2574,7 +2748,7 @@
                 <w:rFonts w:ascii="Times New Roman" w:hAnsi="Times New Roman" w:cs="Times New Roman"/>
                 <w:lang w:eastAsia="ar-SA"/>
               </w:rPr>
-              <w:t>Verificación de duplicados</w:t>
+              <w:t>Valida la cantidad de libris antes de poder prestar el libro.</w:t>
             </w:r>
           </w:p>
         </w:tc>
@@ -2594,7 +2768,7 @@
                 <w:rFonts w:ascii="Times New Roman" w:hAnsi="Times New Roman" w:cs="Times New Roman"/>
                 <w:lang w:eastAsia="ar-SA"/>
               </w:rPr>
-              <w:t>Revisa si la cédula ya existe antes de registrar.</w:t>
+              <w:t>Se valida previamente al préstamo que exista la posibilidad de dar el libro estando disponible en biblioteca.</w:t>
             </w:r>
           </w:p>
         </w:tc>
@@ -2611,6 +2785,7 @@
                 <w:lang w:eastAsia="ar-SA"/>
               </w:rPr>
             </w:pPr>
+            <w:proofErr w:type="spellStart"/>
             <w:r>
               <w:rPr>
                 <w:rFonts w:ascii="Times New Roman" w:hAnsi="Times New Roman" w:cs="Times New Roman"/>
@@ -2618,6 +2793,7 @@
               </w:rPr>
               <w:t>UserController.php</w:t>
             </w:r>
+            <w:proofErr w:type="spellEnd"/>
           </w:p>
         </w:tc>
         <w:tc>
@@ -2636,7 +2812,7 @@
                 <w:rFonts w:ascii="Times New Roman" w:hAnsi="Times New Roman" w:cs="Times New Roman"/>
                 <w:lang w:eastAsia="ar-SA"/>
               </w:rPr>
-              <w:t>Validación de contraseña anterior en cambio de clave</w:t>
+              <w:t>Validación de campos en registro</w:t>
             </w:r>
           </w:p>
         </w:tc>
@@ -2656,6 +2832,212 @@
                 <w:rFonts w:ascii="Times New Roman" w:hAnsi="Times New Roman" w:cs="Times New Roman"/>
                 <w:lang w:eastAsia="ar-SA"/>
               </w:rPr>
+              <w:t>Recorre y verifica que todos los campos estén llenos.</w:t>
+            </w:r>
+          </w:p>
+        </w:tc>
+      </w:tr>
+      <w:tr>
+        <w:tc>
+          <w:tcPr>
+            <w:tcW w:w="2503" w:type="dxa"/>
+          </w:tcPr>
+          <w:p>
+            <w:pPr>
+              <w:rPr>
+                <w:rFonts w:ascii="Times New Roman" w:hAnsi="Times New Roman" w:cs="Times New Roman"/>
+                <w:lang w:eastAsia="ar-SA"/>
+              </w:rPr>
+            </w:pPr>
+            <w:r>
+              <w:rPr>
+                <w:rFonts w:ascii="Times New Roman" w:hAnsi="Times New Roman" w:cs="Times New Roman"/>
+                <w:lang w:eastAsia="ar-SA"/>
+              </w:rPr>
+              <w:t>UserController.php</w:t>
+            </w:r>
+          </w:p>
+        </w:tc>
+        <w:tc>
+          <w:tcPr>
+            <w:tcW w:w="2312" w:type="dxa"/>
+          </w:tcPr>
+          <w:p>
+            <w:pPr>
+              <w:rPr>
+                <w:rFonts w:ascii="Times New Roman" w:hAnsi="Times New Roman" w:cs="Times New Roman"/>
+                <w:lang w:eastAsia="ar-SA"/>
+              </w:rPr>
+            </w:pPr>
+            <w:r>
+              <w:rPr>
+                <w:rFonts w:ascii="Times New Roman" w:hAnsi="Times New Roman" w:cs="Times New Roman"/>
+                <w:lang w:eastAsia="ar-SA"/>
+              </w:rPr>
+              <w:t>Verificación de duplicados</w:t>
+            </w:r>
+          </w:p>
+        </w:tc>
+        <w:tc>
+          <w:tcPr>
+            <w:tcW w:w="4252" w:type="dxa"/>
+          </w:tcPr>
+          <w:p>
+            <w:pPr>
+              <w:rPr>
+                <w:rFonts w:ascii="Times New Roman" w:hAnsi="Times New Roman" w:cs="Times New Roman"/>
+                <w:lang w:eastAsia="ar-SA"/>
+              </w:rPr>
+            </w:pPr>
+            <w:r>
+              <w:rPr>
+                <w:rFonts w:ascii="Times New Roman" w:hAnsi="Times New Roman" w:cs="Times New Roman"/>
+                <w:lang w:eastAsia="ar-SA"/>
+              </w:rPr>
+              <w:t>Revisa si la cédula ya existe antes de registrar.</w:t>
+            </w:r>
+          </w:p>
+        </w:tc>
+      </w:tr>
+      <w:tr>
+        <w:tc>
+          <w:tcPr>
+            <w:tcW w:w="2503" w:type="dxa"/>
+          </w:tcPr>
+          <w:p>
+            <w:pPr>
+              <w:rPr>
+                <w:rFonts w:ascii="Times New Roman" w:hAnsi="Times New Roman" w:cs="Times New Roman"/>
+                <w:lang w:eastAsia="ar-SA"/>
+              </w:rPr>
+            </w:pPr>
+            <w:proofErr w:type="spellStart"/>
+            <w:r>
+              <w:rPr>
+                <w:rFonts w:ascii="Times New Roman" w:hAnsi="Times New Roman" w:cs="Times New Roman"/>
+                <w:lang w:eastAsia="ar-SA"/>
+              </w:rPr>
+              <w:t>UserController</w:t>
+            </w:r>
+            <w:r>
+              <w:rPr>
+                <w:rFonts w:ascii="Times New Roman" w:hAnsi="Times New Roman" w:cs="Times New Roman"/>
+                <w:lang w:eastAsia="ar-SA"/>
+              </w:rPr>
+              <w:t>.php</w:t>
+            </w:r>
+            <w:proofErr w:type="spellEnd"/>
+          </w:p>
+        </w:tc>
+        <w:tc>
+          <w:tcPr>
+            <w:tcW w:w="2312" w:type="dxa"/>
+          </w:tcPr>
+          <w:p>
+            <w:pPr>
+              <w:rPr>
+                <w:rFonts w:ascii="Times New Roman" w:hAnsi="Times New Roman" w:cs="Times New Roman"/>
+                <w:lang w:eastAsia="ar-SA"/>
+              </w:rPr>
+            </w:pPr>
+            <w:r>
+              <w:rPr>
+                <w:rFonts w:ascii="Times New Roman" w:hAnsi="Times New Roman" w:cs="Times New Roman"/>
+                <w:lang w:eastAsia="ar-SA"/>
+              </w:rPr>
+              <w:t xml:space="preserve">Verificar que el usuario creador de bibliotecarios sea </w:t>
+            </w:r>
+            <w:proofErr w:type="spellStart"/>
+            <w:r>
+              <w:rPr>
+                <w:rFonts w:ascii="Times New Roman" w:hAnsi="Times New Roman" w:cs="Times New Roman"/>
+                <w:lang w:eastAsia="ar-SA"/>
+              </w:rPr>
+              <w:t>admin</w:t>
+            </w:r>
+            <w:proofErr w:type="spellEnd"/>
+          </w:p>
+        </w:tc>
+        <w:tc>
+          <w:tcPr>
+            <w:tcW w:w="4252" w:type="dxa"/>
+          </w:tcPr>
+          <w:p>
+            <w:pPr>
+              <w:rPr>
+                <w:rFonts w:ascii="Times New Roman" w:hAnsi="Times New Roman" w:cs="Times New Roman"/>
+                <w:lang w:eastAsia="ar-SA"/>
+              </w:rPr>
+            </w:pPr>
+            <w:r>
+              <w:rPr>
+                <w:rFonts w:ascii="Times New Roman" w:hAnsi="Times New Roman" w:cs="Times New Roman"/>
+                <w:lang w:eastAsia="ar-SA"/>
+              </w:rPr>
+              <w:t>Solo se permite el acceso a crear bibliotecarios a los usuarios con el rol de administrador.</w:t>
+            </w:r>
+          </w:p>
+        </w:tc>
+      </w:tr>
+      <w:tr>
+        <w:tc>
+          <w:tcPr>
+            <w:tcW w:w="2503" w:type="dxa"/>
+          </w:tcPr>
+          <w:p>
+            <w:pPr>
+              <w:rPr>
+                <w:rFonts w:ascii="Times New Roman" w:hAnsi="Times New Roman" w:cs="Times New Roman"/>
+                <w:lang w:eastAsia="ar-SA"/>
+              </w:rPr>
+            </w:pPr>
+            <w:proofErr w:type="spellStart"/>
+            <w:r>
+              <w:rPr>
+                <w:rFonts w:ascii="Times New Roman" w:hAnsi="Times New Roman" w:cs="Times New Roman"/>
+                <w:lang w:eastAsia="ar-SA"/>
+              </w:rPr>
+              <w:t>UserController.php</w:t>
+            </w:r>
+            <w:proofErr w:type="spellEnd"/>
+          </w:p>
+        </w:tc>
+        <w:tc>
+          <w:tcPr>
+            <w:tcW w:w="2312" w:type="dxa"/>
+          </w:tcPr>
+          <w:p>
+            <w:pPr>
+              <w:rPr>
+                <w:rFonts w:ascii="Times New Roman" w:hAnsi="Times New Roman" w:cs="Times New Roman"/>
+                <w:lang w:eastAsia="ar-SA"/>
+              </w:rPr>
+            </w:pPr>
+            <w:r>
+              <w:rPr>
+                <w:rFonts w:ascii="Times New Roman" w:hAnsi="Times New Roman" w:cs="Times New Roman"/>
+                <w:lang w:eastAsia="ar-SA"/>
+              </w:rPr>
+              <w:t>Validación de contraseña anterior en cambio de clave</w:t>
+            </w:r>
+          </w:p>
+        </w:tc>
+        <w:tc>
+          <w:tcPr>
+            <w:tcW w:w="4252" w:type="dxa"/>
+          </w:tcPr>
+          <w:p>
+            <w:pPr>
+              <w:rPr>
+                <w:rFonts w:ascii="Times New Roman" w:hAnsi="Times New Roman" w:cs="Times New Roman"/>
+                <w:lang w:eastAsia="ar-SA"/>
+              </w:rPr>
+            </w:pPr>
+            <w:r>
+              <w:rPr>
+                <w:rFonts w:ascii="Times New Roman" w:hAnsi="Times New Roman" w:cs="Times New Roman"/>
+                <w:lang w:eastAsia="ar-SA"/>
+              </w:rPr>
               <w:t>No permite cambiar la contraseña si la actual no es correcta.</w:t>
             </w:r>
           </w:p>
@@ -2686,6 +3068,7 @@
         <w:rPr>
           <w:lang w:val="es-EC"/>
         </w:rPr>
+        <w:lastRenderedPageBreak/>
         <w:t>Prevención de Defectos</w:t>
       </w:r>
       <w:bookmarkEnd w:id="8"/>
@@ -2868,7 +3251,6 @@
           <w:rFonts w:ascii="Times New Roman" w:hAnsi="Times New Roman" w:cs="Times New Roman"/>
           <w:lang w:eastAsia="ar-SA"/>
         </w:rPr>
-        <w:lastRenderedPageBreak/>
         <w:t>Se verifica que los valores ingresados correspondan al tipo esperado (números, fechas, textos).</w:t>
       </w:r>
     </w:p>
@@ -2948,26 +3330,7 @@
           <w:rFonts w:ascii="Times New Roman" w:hAnsi="Times New Roman" w:cs="Times New Roman"/>
           <w:lang w:eastAsia="ar-SA"/>
         </w:rPr>
-        <w:t>Se restringen las opciones del usuario para minimizar el error humano.</w:t>
-      </w:r>
-    </w:p>
-    <w:p>
-      <w:pPr>
-        <w:rPr>
-          <w:rFonts w:ascii="Times New Roman" w:hAnsi="Times New Roman" w:cs="Times New Roman"/>
-          <w:b/>
-          <w:bCs/>
-          <w:lang w:eastAsia="ar-SA"/>
-        </w:rPr>
-      </w:pPr>
-      <w:r>
-        <w:rPr>
-          <w:rFonts w:ascii="Times New Roman" w:hAnsi="Times New Roman" w:cs="Times New Roman"/>
-          <w:b/>
-          <w:bCs/>
-          <w:lang w:eastAsia="ar-SA"/>
-        </w:rPr>
-        <w:t>Manejo de sesiones:</w:t>
+        <w:t>Se presentan botones para toma de decisiones simples.</w:t>
       </w:r>
     </w:p>
     <w:p>
@@ -2987,7 +3350,26 @@
           <w:rFonts w:ascii="Times New Roman" w:hAnsi="Times New Roman" w:cs="Times New Roman"/>
           <w:lang w:eastAsia="ar-SA"/>
         </w:rPr>
-        <w:t>Se controla que el usuario esté logueado antes de permitir acceso a ciertas funciones.</w:t>
+        <w:t>Se restringen las opciones del usuario para minimizar el error humano.</w:t>
+      </w:r>
+    </w:p>
+    <w:p>
+      <w:pPr>
+        <w:rPr>
+          <w:rFonts w:ascii="Times New Roman" w:hAnsi="Times New Roman" w:cs="Times New Roman"/>
+          <w:b/>
+          <w:bCs/>
+          <w:lang w:eastAsia="ar-SA"/>
+        </w:rPr>
+      </w:pPr>
+      <w:r>
+        <w:rPr>
+          <w:rFonts w:ascii="Times New Roman" w:hAnsi="Times New Roman" w:cs="Times New Roman"/>
+          <w:b/>
+          <w:bCs/>
+          <w:lang w:eastAsia="ar-SA"/>
+        </w:rPr>
+        <w:t>Manejo de sesiones:</w:t>
       </w:r>
     </w:p>
     <w:p>
@@ -3007,26 +3389,7 @@
           <w:rFonts w:ascii="Times New Roman" w:hAnsi="Times New Roman" w:cs="Times New Roman"/>
           <w:lang w:eastAsia="ar-SA"/>
         </w:rPr>
-        <w:t>Se protege el flujo del sistema contra accesos no autorizados.</w:t>
-      </w:r>
-    </w:p>
-    <w:p>
-      <w:pPr>
-        <w:rPr>
-          <w:rFonts w:ascii="Times New Roman" w:hAnsi="Times New Roman" w:cs="Times New Roman"/>
-          <w:b/>
-          <w:bCs/>
-          <w:lang w:eastAsia="ar-SA"/>
-        </w:rPr>
-      </w:pPr>
-      <w:r>
-        <w:rPr>
-          <w:rFonts w:ascii="Times New Roman" w:hAnsi="Times New Roman" w:cs="Times New Roman"/>
-          <w:b/>
-          <w:bCs/>
-          <w:lang w:eastAsia="ar-SA"/>
-        </w:rPr>
-        <w:t>Retroalimentación inmediata al usuario:</w:t>
+        <w:t>Se controla que el usuario esté logueado antes de permitir acceso a ciertas funciones.</w:t>
       </w:r>
     </w:p>
     <w:p>
@@ -3046,7 +3409,26 @@
           <w:rFonts w:ascii="Times New Roman" w:hAnsi="Times New Roman" w:cs="Times New Roman"/>
           <w:lang w:eastAsia="ar-SA"/>
         </w:rPr>
-        <w:t>Se muestran mensajes claros (en pantalla o vía $_SESSION o JSON) ante errores.</w:t>
+        <w:t>Se protege el flujo del sistema contra accesos no autorizados.</w:t>
+      </w:r>
+    </w:p>
+    <w:p>
+      <w:pPr>
+        <w:rPr>
+          <w:rFonts w:ascii="Times New Roman" w:hAnsi="Times New Roman" w:cs="Times New Roman"/>
+          <w:b/>
+          <w:bCs/>
+          <w:lang w:eastAsia="ar-SA"/>
+        </w:rPr>
+      </w:pPr>
+      <w:r>
+        <w:rPr>
+          <w:rFonts w:ascii="Times New Roman" w:hAnsi="Times New Roman" w:cs="Times New Roman"/>
+          <w:b/>
+          <w:bCs/>
+          <w:lang w:eastAsia="ar-SA"/>
+        </w:rPr>
+        <w:t>Retroalimentación inmediata al usuario:</w:t>
       </w:r>
     </w:p>
     <w:p>
@@ -3066,26 +3448,7 @@
           <w:rFonts w:ascii="Times New Roman" w:hAnsi="Times New Roman" w:cs="Times New Roman"/>
           <w:lang w:eastAsia="ar-SA"/>
         </w:rPr>
-        <w:t>El usuario puede corregir los problemas sin afectar el sistema.</w:t>
-      </w:r>
-    </w:p>
-    <w:p>
-      <w:pPr>
-        <w:rPr>
-          <w:rFonts w:ascii="Times New Roman" w:hAnsi="Times New Roman" w:cs="Times New Roman"/>
-          <w:b/>
-          <w:bCs/>
-          <w:lang w:eastAsia="ar-SA"/>
-        </w:rPr>
-      </w:pPr>
-      <w:r>
-        <w:rPr>
-          <w:rFonts w:ascii="Times New Roman" w:hAnsi="Times New Roman" w:cs="Times New Roman"/>
-          <w:b/>
-          <w:bCs/>
-          <w:lang w:eastAsia="ar-SA"/>
-        </w:rPr>
-        <w:t>Separación por capas (MVC):</w:t>
+        <w:t>Se muestran mensajes claros (en pantalla o vía $_SESSION o JSON) ante errores.</w:t>
       </w:r>
     </w:p>
     <w:p>
@@ -3105,7 +3468,26 @@
           <w:rFonts w:ascii="Times New Roman" w:hAnsi="Times New Roman" w:cs="Times New Roman"/>
           <w:lang w:eastAsia="ar-SA"/>
         </w:rPr>
-        <w:t>La lógica del sistema está organizada en controladores, modelos y vistas.</w:t>
+        <w:t>El usuario puede corregir los problemas sin afectar el sistema.</w:t>
+      </w:r>
+    </w:p>
+    <w:p>
+      <w:pPr>
+        <w:rPr>
+          <w:rFonts w:ascii="Times New Roman" w:hAnsi="Times New Roman" w:cs="Times New Roman"/>
+          <w:b/>
+          <w:bCs/>
+          <w:lang w:eastAsia="ar-SA"/>
+        </w:rPr>
+      </w:pPr>
+      <w:r>
+        <w:rPr>
+          <w:rFonts w:ascii="Times New Roman" w:hAnsi="Times New Roman" w:cs="Times New Roman"/>
+          <w:b/>
+          <w:bCs/>
+          <w:lang w:eastAsia="ar-SA"/>
+        </w:rPr>
+        <w:t>Separación por capas (MVC):</w:t>
       </w:r>
     </w:p>
     <w:p>
@@ -3125,6 +3507,26 @@
           <w:rFonts w:ascii="Times New Roman" w:hAnsi="Times New Roman" w:cs="Times New Roman"/>
           <w:lang w:eastAsia="ar-SA"/>
         </w:rPr>
+        <w:t>La lógica del sistema está organizada en controladores, modelos y vistas.</w:t>
+      </w:r>
+    </w:p>
+    <w:p>
+      <w:pPr>
+        <w:pStyle w:val="Prrafodelista"/>
+        <w:numPr>
+          <w:ilvl w:val="0"/>
+          <w:numId w:val="21"/>
+        </w:numPr>
+        <w:rPr>
+          <w:rFonts w:ascii="Times New Roman" w:hAnsi="Times New Roman" w:cs="Times New Roman"/>
+          <w:lang w:eastAsia="ar-SA"/>
+        </w:rPr>
+      </w:pPr>
+      <w:r>
+        <w:rPr>
+          <w:rFonts w:ascii="Times New Roman" w:hAnsi="Times New Roman" w:cs="Times New Roman"/>
+          <w:lang w:eastAsia="ar-SA"/>
+        </w:rPr>
         <w:t>Esto facilita detectar errores durante el desarrollo y mejora el mantenimiento.</w:t>
       </w:r>
     </w:p>
@@ -3199,6 +3601,7 @@
           <w:rFonts w:ascii="Times New Roman" w:hAnsi="Times New Roman" w:cs="Times New Roman"/>
           <w:lang w:eastAsia="ar-SA"/>
         </w:rPr>
+        <w:lastRenderedPageBreak/>
         <w:t xml:space="preserve">Los datos se validan tanto en el </w:t>
       </w:r>
       <w:proofErr w:type="spellStart"/>
@@ -3215,7 +3618,46 @@
           <w:rFonts w:ascii="Times New Roman" w:hAnsi="Times New Roman" w:cs="Times New Roman"/>
           <w:lang w:eastAsia="ar-SA"/>
         </w:rPr>
-        <w:t xml:space="preserve"> (por el formulario) como en el </w:t>
+        <w:t xml:space="preserve"> (por el formulario</w:t>
+      </w:r>
+      <w:r>
+        <w:rPr>
+          <w:rFonts w:ascii="Times New Roman" w:hAnsi="Times New Roman" w:cs="Times New Roman"/>
+          <w:lang w:eastAsia="ar-SA"/>
+        </w:rPr>
+        <w:t xml:space="preserve"> en </w:t>
+      </w:r>
+      <w:proofErr w:type="spellStart"/>
+      <w:r>
+        <w:rPr>
+          <w:rFonts w:ascii="Times New Roman" w:hAnsi="Times New Roman" w:cs="Times New Roman"/>
+          <w:lang w:eastAsia="ar-SA"/>
+        </w:rPr>
+        <w:t>html</w:t>
+      </w:r>
+      <w:proofErr w:type="spellEnd"/>
+      <w:r>
+        <w:rPr>
+          <w:rFonts w:ascii="Times New Roman" w:hAnsi="Times New Roman" w:cs="Times New Roman"/>
+          <w:lang w:eastAsia="ar-SA"/>
+        </w:rPr>
+        <w:t xml:space="preserve"> y por </w:t>
+      </w:r>
+      <w:proofErr w:type="spellStart"/>
+      <w:r>
+        <w:rPr>
+          <w:rFonts w:ascii="Times New Roman" w:hAnsi="Times New Roman" w:cs="Times New Roman"/>
+          <w:lang w:eastAsia="ar-SA"/>
+        </w:rPr>
+        <w:t>js</w:t>
+      </w:r>
+      <w:proofErr w:type="spellEnd"/>
+      <w:r>
+        <w:rPr>
+          <w:rFonts w:ascii="Times New Roman" w:hAnsi="Times New Roman" w:cs="Times New Roman"/>
+          <w:lang w:eastAsia="ar-SA"/>
+        </w:rPr>
+        <w:t xml:space="preserve">) como en el </w:t>
       </w:r>
       <w:proofErr w:type="spellStart"/>
       <w:r>
@@ -3368,7 +3810,6 @@
           <w:bCs/>
           <w:lang w:eastAsia="ar-SA"/>
         </w:rPr>
-        <w:lastRenderedPageBreak/>
         <w:t>Diversidad de módulos con control independiente:</w:t>
       </w:r>
     </w:p>
@@ -3389,7 +3830,21 @@
           <w:rFonts w:ascii="Times New Roman" w:hAnsi="Times New Roman" w:cs="Times New Roman"/>
           <w:lang w:eastAsia="ar-SA"/>
         </w:rPr>
-        <w:t>Cada controlador (usuarios, libros, préstamos) maneja sus propios errores y validaciones.</w:t>
+        <w:t>Cada controlador (</w:t>
+      </w:r>
+      <w:r>
+        <w:rPr>
+          <w:rFonts w:ascii="Times New Roman" w:hAnsi="Times New Roman" w:cs="Times New Roman"/>
+          <w:lang w:eastAsia="ar-SA"/>
+        </w:rPr>
+        <w:t xml:space="preserve">inicio sesión, </w:t>
+      </w:r>
+      <w:r>
+        <w:rPr>
+          <w:rFonts w:ascii="Times New Roman" w:hAnsi="Times New Roman" w:cs="Times New Roman"/>
+          <w:lang w:eastAsia="ar-SA"/>
+        </w:rPr>
+        <w:t>usuarios, libros, préstamos) maneja sus propios errores y validaciones.</w:t>
       </w:r>
     </w:p>
     <w:p>
@@ -3740,6 +4195,7 @@
           <w:rFonts w:ascii="Times New Roman" w:hAnsi="Times New Roman" w:cs="Times New Roman"/>
           <w:lang w:eastAsia="ar-SA"/>
         </w:rPr>
+        <w:lastRenderedPageBreak/>
         <w:t>Se utiliza $_SESSION para conservar mensajes de error, éxito o datos viejos entre peticiones.</w:t>
       </w:r>
     </w:p>
@@ -3917,7 +4373,6 @@
           <w:rFonts w:ascii="Times New Roman" w:hAnsi="Times New Roman" w:cs="Times New Roman"/>
           <w:lang w:eastAsia="ar-SA"/>
         </w:rPr>
-        <w:lastRenderedPageBreak/>
         <w:t>El sistema valida las credenciales con el modelo y, si son incorrectas, responde con el mensaje “Credenciales incorrectas”, sin exponer información interna.</w:t>
       </w:r>
     </w:p>
@@ -4015,7 +4470,25 @@
           <w:bCs/>
           <w:lang w:eastAsia="ar-SA"/>
         </w:rPr>
-        <w:t>Error al conectar con la base de datos:</w:t>
+        <w:t xml:space="preserve">Registro de </w:t>
+      </w:r>
+      <w:r>
+        <w:rPr>
+          <w:rFonts w:ascii="Times New Roman" w:hAnsi="Times New Roman" w:cs="Times New Roman"/>
+          <w:b/>
+          <w:bCs/>
+          <w:lang w:eastAsia="ar-SA"/>
+        </w:rPr>
+        <w:t>libros sin datos</w:t>
+      </w:r>
+      <w:r>
+        <w:rPr>
+          <w:rFonts w:ascii="Times New Roman" w:hAnsi="Times New Roman" w:cs="Times New Roman"/>
+          <w:b/>
+          <w:bCs/>
+          <w:lang w:eastAsia="ar-SA"/>
+        </w:rPr>
+        <w:t>:</w:t>
       </w:r>
     </w:p>
     <w:p>
@@ -4035,7 +4508,49 @@
           <w:rFonts w:ascii="Times New Roman" w:hAnsi="Times New Roman" w:cs="Times New Roman"/>
           <w:lang w:eastAsia="ar-SA"/>
         </w:rPr>
-        <w:t>Si por algún motivo falla la conexión PDO, el sistema lanza una excepción y responde con el mensaje “Error de conexión a BD”, sin mostrar detalles sensibles.</w:t>
+        <w:t>Se solicita que se ingrese</w:t>
+      </w:r>
+      <w:r>
+        <w:rPr>
+          <w:rFonts w:ascii="Times New Roman" w:hAnsi="Times New Roman" w:cs="Times New Roman"/>
+          <w:lang w:eastAsia="ar-SA"/>
+        </w:rPr>
+        <w:t xml:space="preserve"> todos los datos o no permite el envió de la solicitud</w:t>
+      </w:r>
+      <w:r>
+        <w:rPr>
+          <w:rFonts w:ascii="Times New Roman" w:hAnsi="Times New Roman" w:cs="Times New Roman"/>
+          <w:lang w:eastAsia="ar-SA"/>
+        </w:rPr>
+        <w:t xml:space="preserve"> y </w:t>
+      </w:r>
+      <w:r>
+        <w:rPr>
+          <w:rFonts w:ascii="Times New Roman" w:hAnsi="Times New Roman" w:cs="Times New Roman"/>
+          <w:lang w:eastAsia="ar-SA"/>
+        </w:rPr>
+        <w:t xml:space="preserve">si se envía una solicitud que se encuentra vacía se </w:t>
+      </w:r>
+      <w:r>
+        <w:rPr>
+          <w:rFonts w:ascii="Times New Roman" w:hAnsi="Times New Roman" w:cs="Times New Roman"/>
+          <w:lang w:eastAsia="ar-SA"/>
+        </w:rPr>
+        <w:t>devuelve el mensaje de error</w:t>
+      </w:r>
+      <w:r>
+        <w:rPr>
+          <w:rFonts w:ascii="Times New Roman" w:hAnsi="Times New Roman" w:cs="Times New Roman"/>
+          <w:lang w:eastAsia="ar-SA"/>
+        </w:rPr>
+        <w:t xml:space="preserve"> y presenta la pestaña de registrar libro para intentarlo una vez más</w:t>
+      </w:r>
+      <w:r>
+        <w:rPr>
+          <w:rFonts w:ascii="Times New Roman" w:hAnsi="Times New Roman" w:cs="Times New Roman"/>
+          <w:lang w:eastAsia="ar-SA"/>
+        </w:rPr>
+        <w:t>.</w:t>
       </w:r>
     </w:p>
     <w:p>
@@ -4054,7 +4569,36 @@
           <w:bCs/>
           <w:lang w:eastAsia="ar-SA"/>
         </w:rPr>
-        <w:t>Cambio de contraseña con clave antigua incorrecta:</w:t>
+        <w:t xml:space="preserve">Registro de </w:t>
+      </w:r>
+      <w:r>
+        <w:rPr>
+          <w:rFonts w:ascii="Times New Roman" w:hAnsi="Times New Roman" w:cs="Times New Roman"/>
+          <w:b/>
+          <w:bCs/>
+          <w:lang w:eastAsia="ar-SA"/>
+        </w:rPr>
+        <w:t xml:space="preserve">libro con </w:t>
+      </w:r>
+      <w:proofErr w:type="spellStart"/>
+      <w:r>
+        <w:rPr>
+          <w:rFonts w:ascii="Times New Roman" w:hAnsi="Times New Roman" w:cs="Times New Roman"/>
+          <w:b/>
+          <w:bCs/>
+          <w:lang w:eastAsia="ar-SA"/>
+        </w:rPr>
+        <w:t>isbn</w:t>
+      </w:r>
+      <w:proofErr w:type="spellEnd"/>
+      <w:r>
+        <w:rPr>
+          <w:rFonts w:ascii="Times New Roman" w:hAnsi="Times New Roman" w:cs="Times New Roman"/>
+          <w:b/>
+          <w:bCs/>
+          <w:lang w:eastAsia="ar-SA"/>
+        </w:rPr>
+        <w:t xml:space="preserve"> registrado antes</w:t>
       </w:r>
     </w:p>
     <w:p>
@@ -4074,7 +4618,46 @@
           <w:rFonts w:ascii="Times New Roman" w:hAnsi="Times New Roman" w:cs="Times New Roman"/>
           <w:lang w:eastAsia="ar-SA"/>
         </w:rPr>
-        <w:t>El sistema verifica la contraseña anterior antes de actualizar la nueva. Si no coincide, responde con un mensaje JSON controlado, sin continuar el proceso.</w:t>
+        <w:t xml:space="preserve">Presenta datos del </w:t>
+      </w:r>
+      <w:proofErr w:type="spellStart"/>
+      <w:r>
+        <w:rPr>
+          <w:rFonts w:ascii="Times New Roman" w:hAnsi="Times New Roman" w:cs="Times New Roman"/>
+          <w:lang w:eastAsia="ar-SA"/>
+        </w:rPr>
+        <w:t>isbn</w:t>
+      </w:r>
+      <w:proofErr w:type="spellEnd"/>
+      <w:r>
+        <w:rPr>
+          <w:rFonts w:ascii="Times New Roman" w:hAnsi="Times New Roman" w:cs="Times New Roman"/>
+          <w:lang w:eastAsia="ar-SA"/>
+        </w:rPr>
+        <w:t xml:space="preserve"> que ya está registrado y no permite que el usuario lo ingrese 2 veces, pero s</w:t>
+      </w:r>
+      <w:r>
+        <w:rPr>
+          <w:rFonts w:ascii="Times New Roman" w:hAnsi="Times New Roman" w:cs="Times New Roman"/>
+          <w:lang w:eastAsia="ar-SA"/>
+        </w:rPr>
+        <w:t xml:space="preserve">i permite que el usuario en este caso solo administrador pueda aumentar el </w:t>
+      </w:r>
+      <w:proofErr w:type="spellStart"/>
+      <w:r>
+        <w:rPr>
+          <w:rFonts w:ascii="Times New Roman" w:hAnsi="Times New Roman" w:cs="Times New Roman"/>
+          <w:lang w:eastAsia="ar-SA"/>
+        </w:rPr>
+        <w:t>numero</w:t>
+      </w:r>
+      <w:proofErr w:type="spellEnd"/>
+      <w:r>
+        <w:rPr>
+          <w:rFonts w:ascii="Times New Roman" w:hAnsi="Times New Roman" w:cs="Times New Roman"/>
+          <w:lang w:eastAsia="ar-SA"/>
+        </w:rPr>
+        <w:t xml:space="preserve"> de libros.</w:t>
       </w:r>
     </w:p>
     <w:p>
@@ -4093,7 +4676,16 @@
           <w:bCs/>
           <w:lang w:eastAsia="ar-SA"/>
         </w:rPr>
-        <w:t>Solicitud de préstamo con datos incompletos:</w:t>
+        <w:t xml:space="preserve">Registro de </w:t>
+      </w:r>
+      <w:r>
+        <w:rPr>
+          <w:rFonts w:ascii="Times New Roman" w:hAnsi="Times New Roman" w:cs="Times New Roman"/>
+          <w:b/>
+          <w:bCs/>
+          <w:lang w:eastAsia="ar-SA"/>
+        </w:rPr>
+        <w:t>libros con fallas al inscribirlo en el sistema</w:t>
       </w:r>
     </w:p>
     <w:p>
@@ -4113,7 +4705,46 @@
           <w:rFonts w:ascii="Times New Roman" w:hAnsi="Times New Roman" w:cs="Times New Roman"/>
           <w:lang w:eastAsia="ar-SA"/>
         </w:rPr>
-        <w:t>Si falta alguno de los campos (libro, usuario, fechas), la solicitud no se crea. Se responde en formato JSON con éxito: false y un mensaje explicativo.</w:t>
+        <w:t xml:space="preserve">Permite una </w:t>
+      </w:r>
+      <w:r>
+        <w:rPr>
+          <w:rFonts w:ascii="Times New Roman" w:hAnsi="Times New Roman" w:cs="Times New Roman"/>
+          <w:lang w:eastAsia="ar-SA"/>
+        </w:rPr>
+        <w:t xml:space="preserve">fácil búsqueda por </w:t>
+      </w:r>
+      <w:proofErr w:type="spellStart"/>
+      <w:r>
+        <w:rPr>
+          <w:rFonts w:ascii="Times New Roman" w:hAnsi="Times New Roman" w:cs="Times New Roman"/>
+          <w:lang w:eastAsia="ar-SA"/>
+        </w:rPr>
+        <w:t>isbn</w:t>
+      </w:r>
+      <w:proofErr w:type="spellEnd"/>
+      <w:r>
+        <w:rPr>
+          <w:rFonts w:ascii="Times New Roman" w:hAnsi="Times New Roman" w:cs="Times New Roman"/>
+          <w:lang w:eastAsia="ar-SA"/>
+        </w:rPr>
+        <w:t xml:space="preserve">, titulo, autor o editorial para que el usuario en este caso el administrador pueda editar los parámetros que haya puesto al libro y corrija el error </w:t>
+      </w:r>
+      <w:proofErr w:type="spellStart"/>
+      <w:r>
+        <w:rPr>
+          <w:rFonts w:ascii="Times New Roman" w:hAnsi="Times New Roman" w:cs="Times New Roman"/>
+          <w:lang w:eastAsia="ar-SA"/>
+        </w:rPr>
+        <w:t>ortografico</w:t>
+      </w:r>
+      <w:proofErr w:type="spellEnd"/>
+      <w:r>
+        <w:rPr>
+          <w:rFonts w:ascii="Times New Roman" w:hAnsi="Times New Roman" w:cs="Times New Roman"/>
+          <w:lang w:eastAsia="ar-SA"/>
+        </w:rPr>
+        <w:t>.</w:t>
       </w:r>
     </w:p>
     <w:p>
@@ -4132,7 +4763,8 @@
           <w:bCs/>
           <w:lang w:eastAsia="ar-SA"/>
         </w:rPr>
-        <w:t>Consultas AJAX vacías o sin resultados:</w:t>
+        <w:lastRenderedPageBreak/>
+        <w:t>Error al conectar con la base de datos:</w:t>
       </w:r>
     </w:p>
     <w:p>
@@ -4152,10 +4784,127 @@
           <w:rFonts w:ascii="Times New Roman" w:hAnsi="Times New Roman" w:cs="Times New Roman"/>
           <w:lang w:eastAsia="ar-SA"/>
         </w:rPr>
+        <w:t>Si por algún motivo falla la conexión PDO, el sistema lanza una excepción y responde con el mensaje “Error de conexión a BD”, sin mostrar detalles sensibles.</w:t>
+      </w:r>
+    </w:p>
+    <w:p>
+      <w:pPr>
+        <w:rPr>
+          <w:rFonts w:ascii="Times New Roman" w:hAnsi="Times New Roman" w:cs="Times New Roman"/>
+          <w:b/>
+          <w:bCs/>
+          <w:lang w:eastAsia="ar-SA"/>
+        </w:rPr>
+      </w:pPr>
+      <w:r>
+        <w:rPr>
+          <w:rFonts w:ascii="Times New Roman" w:hAnsi="Times New Roman" w:cs="Times New Roman"/>
+          <w:b/>
+          <w:bCs/>
+          <w:lang w:eastAsia="ar-SA"/>
+        </w:rPr>
+        <w:t>Cambio de contraseña con clave antigua incorrecta:</w:t>
+      </w:r>
+    </w:p>
+    <w:p>
+      <w:pPr>
+        <w:pStyle w:val="Prrafodelista"/>
+        <w:numPr>
+          <w:ilvl w:val="0"/>
+          <w:numId w:val="21"/>
+        </w:numPr>
+        <w:rPr>
+          <w:rFonts w:ascii="Times New Roman" w:hAnsi="Times New Roman" w:cs="Times New Roman"/>
+          <w:lang w:eastAsia="ar-SA"/>
+        </w:rPr>
+      </w:pPr>
+      <w:r>
+        <w:rPr>
+          <w:rFonts w:ascii="Times New Roman" w:hAnsi="Times New Roman" w:cs="Times New Roman"/>
+          <w:lang w:eastAsia="ar-SA"/>
+        </w:rPr>
+        <w:t>El sistema verifica la contraseña anterior antes de actualizar la nueva. Si no coincide, responde con un mensaje JSON controlado, sin continuar el proceso.</w:t>
+      </w:r>
+    </w:p>
+    <w:p>
+      <w:pPr>
+        <w:rPr>
+          <w:rFonts w:ascii="Times New Roman" w:hAnsi="Times New Roman" w:cs="Times New Roman"/>
+          <w:b/>
+          <w:bCs/>
+          <w:lang w:eastAsia="ar-SA"/>
+        </w:rPr>
+      </w:pPr>
+      <w:r>
+        <w:rPr>
+          <w:rFonts w:ascii="Times New Roman" w:hAnsi="Times New Roman" w:cs="Times New Roman"/>
+          <w:b/>
+          <w:bCs/>
+          <w:lang w:eastAsia="ar-SA"/>
+        </w:rPr>
+        <w:t>Solicitud de préstamo con datos incompletos:</w:t>
+      </w:r>
+    </w:p>
+    <w:p>
+      <w:pPr>
+        <w:pStyle w:val="Prrafodelista"/>
+        <w:numPr>
+          <w:ilvl w:val="0"/>
+          <w:numId w:val="21"/>
+        </w:numPr>
+        <w:rPr>
+          <w:rFonts w:ascii="Times New Roman" w:hAnsi="Times New Roman" w:cs="Times New Roman"/>
+          <w:lang w:eastAsia="ar-SA"/>
+        </w:rPr>
+      </w:pPr>
+      <w:r>
+        <w:rPr>
+          <w:rFonts w:ascii="Times New Roman" w:hAnsi="Times New Roman" w:cs="Times New Roman"/>
+          <w:lang w:eastAsia="ar-SA"/>
+        </w:rPr>
+        <w:t>Si falta alguno de los campos (libro, usuario, fechas), la solicitud no se crea. Se responde en formato JSON con éxito: false y un mensaje explicativo.</w:t>
+      </w:r>
+    </w:p>
+    <w:p>
+      <w:pPr>
+        <w:rPr>
+          <w:rFonts w:ascii="Times New Roman" w:hAnsi="Times New Roman" w:cs="Times New Roman"/>
+          <w:b/>
+          <w:bCs/>
+          <w:lang w:eastAsia="ar-SA"/>
+        </w:rPr>
+      </w:pPr>
+      <w:r>
+        <w:rPr>
+          <w:rFonts w:ascii="Times New Roman" w:hAnsi="Times New Roman" w:cs="Times New Roman"/>
+          <w:b/>
+          <w:bCs/>
+          <w:lang w:eastAsia="ar-SA"/>
+        </w:rPr>
+        <w:t>Consultas AJAX vacías o sin resultados:</w:t>
+      </w:r>
+    </w:p>
+    <w:p>
+      <w:pPr>
+        <w:pStyle w:val="Prrafodelista"/>
+        <w:numPr>
+          <w:ilvl w:val="0"/>
+          <w:numId w:val="21"/>
+        </w:numPr>
+        <w:rPr>
+          <w:rFonts w:ascii="Times New Roman" w:hAnsi="Times New Roman" w:cs="Times New Roman"/>
+          <w:lang w:eastAsia="ar-SA"/>
+        </w:rPr>
+      </w:pPr>
+      <w:r>
+        <w:rPr>
+          <w:rFonts w:ascii="Times New Roman" w:hAnsi="Times New Roman" w:cs="Times New Roman"/>
+          <w:lang w:eastAsia="ar-SA"/>
+        </w:rPr>
         <w:t>Aunque una búsqueda no tenga coincidencias, siempre se responde con JSON válido, evitando fallos en la vista.</w:t>
       </w:r>
     </w:p>
-    <w:bookmarkEnd w:id="0"/>
+    <w:bookmarkEnd w:id="5"/>
     <w:p>
       <w:pPr>
         <w:rPr>
